--- a/docs/anexos/Acta Sprint Review 4.docx
+++ b/docs/anexos/Acta Sprint Review 4.docx
@@ -24,32 +24,21 @@
         <w:rPr>
           <w:sz w:val="40"/>
         </w:rPr>
-        <w:t>Acta Sprint Review 4</w:t>
-      </w:r>
-      <w:r>
-        <w:rPr>
-          <w:sz w:val="40"/>
-          <w:szCs w:val="40"/>
-        </w:rPr>
+        <w:t xml:space="preserve">Acta Sprint </w:t>
       </w:r>
       <w:proofErr w:type="spellStart"/>
       <w:r>
         <w:rPr>
           <w:sz w:val="40"/>
-          <w:szCs w:val="40"/>
         </w:rPr>
+        <w:t>Review</w:t>
       </w:r>
       <w:proofErr w:type="spellEnd"/>
       <w:r>
         <w:rPr>
           <w:sz w:val="40"/>
-          <w:szCs w:val="40"/>
         </w:rPr>
-      </w:r>
-      <w:r>
-        <w:rPr>
-          <w:sz w:val="40"/>
-        </w:rPr>
+        <w:t xml:space="preserve"> 4</w:t>
       </w:r>
     </w:p>
     <w:p>
@@ -300,39 +289,7 @@
                     <w:rFonts w:cs="Arial"/>
                     <w:lang w:val="es-PE"/>
                   </w:rPr>
-                  <w:t xml:space="preserve">Sistema inteligente para optimizar el proceso de gestión e inventario de productos usando redes neuronales en empresas Pymes del sector </w:t>
-                </w:r>
-                <w:proofErr w:type="spellStart"/>
-                <w:r>
-                  <w:rPr>
-                    <w:rFonts w:cs="Arial"/>
-                    <w:lang w:val="es-PE"/>
-                  </w:rPr>
-                  <w:t>retail</w:t>
-                </w:r>
-                <w:proofErr w:type="spellEnd"/>
-                <w:r>
-                  <w:rPr>
-                    <w:rFonts w:cs="Arial"/>
-                    <w:lang w:val="es-PE"/>
-                  </w:rPr>
-                  <w:t xml:space="preserve"> para la empresa </w:t>
-                </w:r>
-                <w:proofErr w:type="spellStart"/>
-                <w:r>
-                  <w:rPr>
-                    <w:rFonts w:cs="Arial"/>
-                    <w:lang w:val="es-PE"/>
-                  </w:rPr>
-                  <w:t>Createc</w:t>
-                </w:r>
-                <w:proofErr w:type="spellEnd"/>
-                <w:r>
-                  <w:rPr>
-                    <w:rFonts w:cs="Arial"/>
-                    <w:lang w:val="es-PE"/>
-                  </w:rPr>
-                  <w:t xml:space="preserve"> con Ruc 20612602710</w:t>
+                  <w:t>&lt;Nombre proyecto profesional&gt;</w:t>
                 </w:r>
               </w:p>
             </w:tc>
@@ -352,7 +309,7 @@
               <w:docPart w:val="F0F815918DB543769EB4138A1FB27409"/>
             </w:placeholder>
             <w:dataBinding w:xpath="/root[1]/DocumentoFecha[1]" w:storeItemID="{AF48685C-7621-4331-8285-375CD5E5BE96}"/>
-            <w:date w:fullDate="2025-10-22T00:00:00Z">
+            <w:date>
               <w:dateFormat w:val="dd/MM/yyyy"/>
               <w:lid w:val="es-PE"/>
               <w:storeMappedDataAs w:val="dateTime"/>
@@ -384,7 +341,7 @@
                     <w:color w:val="808080"/>
                     <w:lang w:val="es-PE"/>
                   </w:rPr>
-                  <w:t>22/10/2025</w:t>
+                  <w:t>DD/MM/YYYY</w:t>
                 </w:r>
               </w:p>
             </w:tc>
@@ -690,23 +647,7 @@
                 <w:rFonts w:cs="Arial"/>
                 <w:lang w:val="es-PE"/>
               </w:rPr>
-              <w:t xml:space="preserve">Flores </w:t>
-            </w:r>
-            <w:proofErr w:type="spellStart"/>
-            <w:r>
-              <w:rPr>
-                <w:rFonts w:cs="Arial"/>
-                <w:lang w:val="es-PE"/>
-              </w:rPr>
-              <w:t>Rimac</w:t>
-            </w:r>
-            <w:proofErr w:type="spellEnd"/>
-            <w:r>
-              <w:rPr>
-                <w:rFonts w:cs="Arial"/>
-                <w:lang w:val="es-PE"/>
-              </w:rPr>
-              <w:t>, Christopher William</w:t>
+              <w:t>Flores Rimac, Christopher William</w:t>
             </w:r>
           </w:p>
         </w:tc>
@@ -734,17 +675,8 @@
                 <w:rFonts w:cs="Arial"/>
                 <w:lang w:val="es-PE"/>
               </w:rPr>
-              <w:t xml:space="preserve">Scrum </w:t>
-            </w:r>
-            <w:proofErr w:type="gramStart"/>
-            <w:r>
-              <w:rPr>
-                <w:rFonts w:cs="Arial"/>
-                <w:lang w:val="es-PE"/>
-              </w:rPr>
-              <w:t>Master</w:t>
-            </w:r>
-            <w:proofErr w:type="gramEnd"/>
+              <w:t>Scrum Master</w:t>
+            </w:r>
           </w:p>
         </w:tc>
         <w:tc>
@@ -889,33 +821,8 @@
                 <w:rFonts w:cs="Arial"/>
                 <w:lang w:val="es-PE"/>
               </w:rPr>
-              <w:t xml:space="preserve">Milagros </w:t>
-            </w:r>
-            <w:proofErr w:type="spellStart"/>
-            <w:r>
-              <w:rPr>
-                <w:rFonts w:cs="Arial"/>
-                <w:lang w:val="es-PE"/>
-              </w:rPr>
-              <w:t>Parvina</w:t>
-            </w:r>
-            <w:proofErr w:type="spellEnd"/>
-            <w:r>
-              <w:rPr>
-                <w:rFonts w:cs="Arial"/>
-                <w:lang w:val="es-PE"/>
-              </w:rPr>
-              <w:t xml:space="preserve"> </w:t>
-            </w:r>
-            <w:proofErr w:type="spellStart"/>
-            <w:r>
-              <w:rPr>
-                <w:rFonts w:cs="Arial"/>
-                <w:lang w:val="es-PE"/>
-              </w:rPr>
-              <w:t>Rios</w:t>
-            </w:r>
-            <w:proofErr w:type="spellEnd"/>
+              <w:t>Milagros Parvina Rios</w:t>
+            </w:r>
           </w:p>
         </w:tc>
         <w:tc>
@@ -951,17 +858,8 @@
                 <w:rFonts w:cs="Arial"/>
                 <w:lang w:val="es-PE"/>
               </w:rPr>
-              <w:t xml:space="preserve"> </w:t>
-            </w:r>
-            <w:proofErr w:type="spellStart"/>
-            <w:r>
-              <w:rPr>
-                <w:rFonts w:cs="Arial"/>
-                <w:lang w:val="es-PE"/>
-              </w:rPr>
-              <w:t>Owner</w:t>
-            </w:r>
-            <w:proofErr w:type="spellEnd"/>
+              <w:t xml:space="preserve"> Owner</w:t>
+            </w:r>
           </w:p>
         </w:tc>
         <w:tc>
@@ -1159,14 +1057,6 @@
               </w:rPr>
               <w:t>Presentacion y demostracion del incremento desarrollado en el Sprint 4: inventario asistido por camara, validacion de conteo, evidencia y alertas de stock.</w:t>
             </w:r>
-            <w:r>
-              <w:rPr>
-                <w:rFonts w:ascii="Arial" w:hAnsi="Arial" w:cs="Arial"/>
-                <w:sz w:val="18"/>
-                <w:szCs w:val="18"/>
-                <w:lang w:val="es-ES"/>
-              </w:rPr>
-            </w:r>
           </w:p>
         </w:tc>
       </w:tr>
@@ -1279,7 +1169,7 @@
                 <w:szCs w:val="18"/>
                 <w:lang w:val="es-ES"/>
               </w:rPr>
-              <w:t>Recopilacion del feedback del Product Owner, acuerdos de aprobacion del incremento final y recomendaciones para evolucion futura del producto.</w:t>
+              <w:t xml:space="preserve">Recopilacion del feedback del Product Owner, acuerdos de aprobacion del incremento final y recomendaciones para </w:t>
             </w:r>
             <w:proofErr w:type="spellStart"/>
             <w:r>
@@ -1289,6 +1179,7 @@
                 <w:szCs w:val="18"/>
                 <w:lang w:val="es-ES"/>
               </w:rPr>
+              <w:t>evolucion</w:t>
             </w:r>
             <w:proofErr w:type="spellEnd"/>
             <w:r>
@@ -1298,42 +1189,7 @@
                 <w:szCs w:val="18"/>
                 <w:lang w:val="es-ES"/>
               </w:rPr>
-            </w:r>
-            <w:proofErr w:type="spellStart"/>
-            <w:r>
-              <w:rPr>
-                <w:rFonts w:ascii="Arial" w:hAnsi="Arial" w:cs="Arial"/>
-                <w:sz w:val="18"/>
-                <w:szCs w:val="18"/>
-                <w:lang w:val="es-ES"/>
-              </w:rPr>
-            </w:r>
-            <w:proofErr w:type="spellEnd"/>
-            <w:r>
-              <w:rPr>
-                <w:rFonts w:ascii="Arial" w:hAnsi="Arial" w:cs="Arial"/>
-                <w:sz w:val="18"/>
-                <w:szCs w:val="18"/>
-                <w:lang w:val="es-ES"/>
-              </w:rPr>
-            </w:r>
-            <w:proofErr w:type="spellStart"/>
-            <w:r>
-              <w:rPr>
-                <w:rFonts w:ascii="Arial" w:hAnsi="Arial" w:cs="Arial"/>
-                <w:sz w:val="18"/>
-                <w:szCs w:val="18"/>
-                <w:lang w:val="es-ES"/>
-              </w:rPr>
-            </w:r>
-            <w:proofErr w:type="spellEnd"/>
-            <w:r>
-              <w:rPr>
-                <w:rFonts w:ascii="Arial" w:hAnsi="Arial" w:cs="Arial"/>
-                <w:sz w:val="18"/>
-                <w:szCs w:val="18"/>
-                <w:lang w:val="es-ES"/>
-              </w:rPr>
+              <w:t xml:space="preserve"> futura del producto.</w:t>
             </w:r>
           </w:p>
         </w:tc>
@@ -1594,30 +1450,6 @@
               </w:rPr>
               <w:t>15-06-2026</w:t>
             </w:r>
-            <w:r>
-              <w:rPr>
-                <w:rFonts w:ascii="Arial" w:hAnsi="Arial" w:cs="Arial"/>
-                <w:sz w:val="18"/>
-                <w:szCs w:val="18"/>
-                <w:lang w:val="es-ES"/>
-              </w:rPr>
-            </w:r>
-            <w:r>
-              <w:rPr>
-                <w:rFonts w:ascii="Arial" w:hAnsi="Arial" w:cs="Arial"/>
-                <w:sz w:val="18"/>
-                <w:szCs w:val="18"/>
-                <w:lang w:val="es-ES"/>
-              </w:rPr>
-            </w:r>
-            <w:r>
-              <w:rPr>
-                <w:rFonts w:ascii="Arial" w:hAnsi="Arial" w:cs="Arial"/>
-                <w:sz w:val="18"/>
-                <w:szCs w:val="18"/>
-                <w:lang w:val="es-ES"/>
-              </w:rPr>
-            </w:r>
           </w:p>
         </w:tc>
       </w:tr>
@@ -1706,14 +1538,6 @@
               </w:rPr>
               <w:t>15-06-2026</w:t>
             </w:r>
-            <w:r>
-              <w:rPr>
-                <w:rFonts w:ascii="Arial" w:hAnsi="Arial" w:cs="Arial"/>
-                <w:sz w:val="18"/>
-                <w:szCs w:val="18"/>
-                <w:lang w:val="es-ES"/>
-              </w:rPr>
-            </w:r>
           </w:p>
         </w:tc>
       </w:tr>
@@ -1767,7 +1591,38 @@
               </w:rPr>
             </w:pPr>
             <w:r>
-              <w:t>Las mejoras no incluidas en el alcance del Sprint 4 se documentan como recomendaciones para evolucion futura: reportes, auditoria avanzada y optimizacion de alertas.</w:t>
+              <w:rPr>
+                <w:lang w:val="es-PE"/>
+              </w:rPr>
+              <w:t xml:space="preserve">Las mejoras no incluidas en el alcance del Sprint 4 se documentan como recomendaciones para </w:t>
+            </w:r>
+            <w:proofErr w:type="spellStart"/>
+            <w:r>
+              <w:rPr>
+                <w:lang w:val="es-PE"/>
+              </w:rPr>
+              <w:t>evolucion</w:t>
+            </w:r>
+            <w:proofErr w:type="spellEnd"/>
+            <w:r>
+              <w:rPr>
+                <w:lang w:val="es-PE"/>
+              </w:rPr>
+              <w:t xml:space="preserve"> futura: reportes, auditoria avanzada y </w:t>
+            </w:r>
+            <w:proofErr w:type="spellStart"/>
+            <w:r>
+              <w:rPr>
+                <w:lang w:val="es-PE"/>
+              </w:rPr>
+              <w:t>optimizacion</w:t>
+            </w:r>
+            <w:proofErr w:type="spellEnd"/>
+            <w:r>
+              <w:rPr>
+                <w:lang w:val="es-PE"/>
+              </w:rPr>
+              <w:t xml:space="preserve"> de alertas.</w:t>
             </w:r>
           </w:p>
         </w:tc>
@@ -1804,8 +1659,6 @@
         </w:rPr>
       </w:pPr>
     </w:p>
-    <w:p/>
-    <w:p/>
     <w:p/>
     <w:p/>
     <w:tbl>
@@ -1959,30 +1812,8 @@
               <w:rPr>
                 <w:rFonts w:cs="Arial"/>
               </w:rPr>
-              <w:t xml:space="preserve">Milagros </w:t>
-            </w:r>
-            <w:proofErr w:type="spellStart"/>
-            <w:r>
-              <w:rPr>
-                <w:rFonts w:cs="Arial"/>
-              </w:rPr>
-              <w:t>Parvina</w:t>
-            </w:r>
-            <w:proofErr w:type="spellEnd"/>
-            <w:r>
-              <w:rPr>
-                <w:rFonts w:cs="Arial"/>
-              </w:rPr>
-              <w:t xml:space="preserve"> </w:t>
-            </w:r>
-            <w:proofErr w:type="spellStart"/>
-            <w:r>
-              <w:rPr>
-                <w:rFonts w:cs="Arial"/>
-              </w:rPr>
-              <w:t>Rios</w:t>
-            </w:r>
-            <w:proofErr w:type="spellEnd"/>
+              <w:t>Milagros Parvina Rios</w:t>
+            </w:r>
           </w:p>
           <w:p>
             <w:pPr>
@@ -2007,17 +1838,8 @@
                 <w:rFonts w:cs="Arial"/>
                 <w:szCs w:val="18"/>
               </w:rPr>
-              <w:t xml:space="preserve"> </w:t>
-            </w:r>
-            <w:proofErr w:type="spellStart"/>
-            <w:r>
-              <w:rPr>
-                <w:rFonts w:cs="Arial"/>
-                <w:szCs w:val="18"/>
-              </w:rPr>
-              <w:t>Owner</w:t>
-            </w:r>
-            <w:proofErr w:type="spellEnd"/>
+              <w:t xml:space="preserve"> Owner</w:t>
+            </w:r>
           </w:p>
         </w:tc>
         <w:tc>
@@ -2715,23 +2537,7 @@
                 </w:rPr>
               </w:pPr>
               <w:r>
-                <w:t xml:space="preserve">Sistema inteligente para optimizar el proceso de gestión e inventario de productos usando redes neuronales en empresas Pymes del sector </w:t>
-              </w:r>
-              <w:proofErr w:type="spellStart"/>
-              <w:r>
-                <w:t>retail</w:t>
-              </w:r>
-              <w:proofErr w:type="spellEnd"/>
-              <w:r>
-                <w:t xml:space="preserve"> para la empresa </w:t>
-              </w:r>
-              <w:proofErr w:type="spellStart"/>
-              <w:r>
-                <w:t>Createc</w:t>
-              </w:r>
-              <w:proofErr w:type="spellEnd"/>
-              <w:r>
-                <w:t xml:space="preserve"> con Ruc 20612602710</w:t>
+                <w:t>&lt;Nombre proyecto profesional&gt;</w:t>
               </w:r>
             </w:p>
           </w:tc>
@@ -2791,7 +2597,7 @@
           <w:tag w:val="DocumentoFecha"/>
           <w:id w:val="-1217667865"/>
           <w:dataBinding w:xpath="/root[1]/DocumentoFecha[1]" w:storeItemID="{AF48685C-7621-4331-8285-375CD5E5BE96}"/>
-          <w:date w:fullDate="2025-10-22T00:00:00Z">
+          <w:date>
             <w:dateFormat w:val="dd/MM/yyyy"/>
             <w:lid w:val="es-PE"/>
             <w:storeMappedDataAs w:val="dateTime"/>
@@ -2820,15 +2626,7 @@
                   <w:color w:val="000000" w:themeColor="text1"/>
                   <w:szCs w:val="18"/>
                 </w:rPr>
-                <w:t>22</w:t>
-              </w:r>
-              <w:r>
-                <w:rPr>
-                  <w:rFonts w:asciiTheme="minorHAnsi" w:hAnsiTheme="minorHAnsi" w:cstheme="minorHAnsi"/>
-                  <w:color w:val="000000" w:themeColor="text1"/>
-                  <w:szCs w:val="18"/>
-                </w:rPr>
-                <w:t>/10/2025</w:t>
+                <w:t>DD/MM/YYYY</w:t>
               </w:r>
             </w:p>
           </w:tc>
@@ -2898,7 +2696,7 @@
                 <w:rPr>
                   <w:rFonts w:asciiTheme="minorHAnsi" w:hAnsiTheme="minorHAnsi" w:cstheme="minorHAnsi"/>
                 </w:rPr>
-                <w:t>5</w:t>
+                <w:t>X</w:t>
               </w:r>
             </w:sdtContent>
           </w:sdt>
@@ -4629,7 +4427,7 @@
       <w:lang w:val="en-US" w:eastAsia="en-US"/>
     </w:rPr>
   </w:style>
-  <w:style w:type="character" w:styleId="Textoennegrita">
+  <w:style w:type="character" w:styleId="Fuerte">
     <w:name w:val="Strong"/>
     <w:basedOn w:val="Fuentedeprrafopredeter"/>
     <w:uiPriority w:val="22"/>
@@ -4838,9 +4636,11 @@
     <w:rsid w:val="00C71F08"/>
     <w:rsid w:val="00CD5A0D"/>
     <w:rsid w:val="00CF09A1"/>
+    <w:rsid w:val="00D3157C"/>
     <w:rsid w:val="00D4091E"/>
     <w:rsid w:val="00DB207B"/>
     <w:rsid w:val="00DF0DD4"/>
+    <w:rsid w:val="00DF5E69"/>
     <w:rsid w:val="00E061CA"/>
     <w:rsid w:val="00E15847"/>
     <w:rsid w:val="00E2713E"/>
@@ -5583,11 +5383,11 @@
 
 <file path=customXml/item1.xml><?xml version="1.0" encoding="utf-8"?>
 <root>
-  <ProyectoNombre>Sistema inteligente para optimizar el proceso de gestión e inventario de productos usando redes neuronales en empresas Pymes del sector retail para la empresa Createc con Ruc 20612602710</ProyectoNombre>
-  <DocumentoFecha>2025-10-22T00:00:00</DocumentoFecha>
+  <ProyectoNombre>&lt;Nombre proyecto profesional&gt;</ProyectoNombre>
+  <DocumentoFecha>DD/MM/YYYY</DocumentoFecha>
   <DocumentoNombre>Nombre del Documento</DocumentoNombre>
   <DocumentoAutor>Autor del documento</DocumentoAutor>
-  <DocumentoRevision>5</DocumentoRevision>
+  <DocumentoRevision>X</DocumentoRevision>
 </root>
 </file>
 
@@ -5602,31 +5402,15 @@
 
 <file path=customXml/item3.xml><?xml version="1.0" encoding="utf-8"?>
 <root>
-  <ProyectoNombre>&lt;Nombre proyecto profesional&gt;</ProyectoNombre>
-  <DocumentoFecha>DD/MM/YYYY</DocumentoFecha>
+  <ProyectoNombre>Sistema inteligente para optimizar el proceso de gestión e inventario de productos usando redes neuronales en empresas Pymes del sector retail para la empresa Createc con Ruc 20612602710</ProyectoNombre>
+  <DocumentoFecha>2025-10-22T00:00:00</DocumentoFecha>
   <DocumentoNombre>Nombre del Documento</DocumentoNombre>
   <DocumentoAutor>Autor del documento</DocumentoAutor>
-  <DocumentoRevision>X</DocumentoRevision>
+  <DocumentoRevision>5</DocumentoRevision>
 </root>
 </file>
 
 <file path=customXml/item4.xml><?xml version="1.0" encoding="utf-8"?>
-<b:Sources xmlns:b="http://schemas.openxmlformats.org/officeDocument/2006/bibliography" xmlns="http://schemas.openxmlformats.org/officeDocument/2006/bibliography" SelectedStyle="\APASixthEditionOfficeOnline.xsl" StyleName="APA" Version="6">
-</b:Sources>
-</file>
-
-<file path=customXml/item5.xml><?xml version="1.0" encoding="utf-8"?>
-<p:properties xmlns:p="http://schemas.microsoft.com/office/2006/metadata/properties" xmlns:xsi="http://www.w3.org/2001/XMLSchema-instance" xmlns:pc="http://schemas.microsoft.com/office/infopath/2007/PartnerControls">
-  <documentManagement>
-    <lcf76f155ced4ddcb4097134ff3c332f xmlns="b379330c-9030-4cae-a6d2-36865922275d">
-      <Terms xmlns="http://schemas.microsoft.com/office/infopath/2007/PartnerControls"/>
-    </lcf76f155ced4ddcb4097134ff3c332f>
-    <TaxCatchAll xmlns="145b2751-f1da-4b65-83bd-8e07c5fdfb94" xsi:nil="true"/>
-  </documentManagement>
-</p:properties>
-</file>
-
-<file path=customXml/item6.xml><?xml version="1.0" encoding="utf-8"?>
 <ct:contentTypeSchema xmlns:ct="http://schemas.microsoft.com/office/2006/metadata/contentType" xmlns:ma="http://schemas.microsoft.com/office/2006/metadata/properties/metaAttributes" ct:_="" ma:_="" ma:contentTypeName="Document" ma:contentTypeID="0x010100A2F840556F46684A8670E572572E4FE7" ma:contentTypeVersion="10" ma:contentTypeDescription="Create a new document." ma:contentTypeScope="" ma:versionID="c8b8c67e7651d7de37e261dfcb242fa1">
   <xsd:schema xmlns:xsd="http://www.w3.org/2001/XMLSchema" xmlns:xs="http://www.w3.org/2001/XMLSchema" xmlns:p="http://schemas.microsoft.com/office/2006/metadata/properties" xmlns:ns2="b379330c-9030-4cae-a6d2-36865922275d" xmlns:ns3="145b2751-f1da-4b65-83bd-8e07c5fdfb94" targetNamespace="http://schemas.microsoft.com/office/2006/metadata/properties" ma:root="true" ma:fieldsID="e48fabcd100eaad40f7d6ab49b055338" ns2:_="" ns3:_="">
     <xsd:import namespace="b379330c-9030-4cae-a6d2-36865922275d"/>
@@ -5815,6 +5599,22 @@
 </ct:contentTypeSchema>
 </file>
 
+<file path=customXml/item5.xml><?xml version="1.0" encoding="utf-8"?>
+<p:properties xmlns:p="http://schemas.microsoft.com/office/2006/metadata/properties" xmlns:xsi="http://www.w3.org/2001/XMLSchema-instance" xmlns:pc="http://schemas.microsoft.com/office/infopath/2007/PartnerControls">
+  <documentManagement>
+    <lcf76f155ced4ddcb4097134ff3c332f xmlns="b379330c-9030-4cae-a6d2-36865922275d">
+      <Terms xmlns="http://schemas.microsoft.com/office/infopath/2007/PartnerControls"/>
+    </lcf76f155ced4ddcb4097134ff3c332f>
+    <TaxCatchAll xmlns="145b2751-f1da-4b65-83bd-8e07c5fdfb94" xsi:nil="true"/>
+  </documentManagement>
+</p:properties>
+</file>
+
+<file path=customXml/item6.xml><?xml version="1.0" encoding="utf-8"?>
+<b:Sources xmlns:b="http://schemas.openxmlformats.org/officeDocument/2006/bibliography" xmlns="http://schemas.openxmlformats.org/officeDocument/2006/bibliography" SelectedStyle="\APASixthEditionOfficeOnline.xsl" StyleName="APA" Version="6">
+</b:Sources>
+</file>
+
 <file path=customXml/itemProps1.xml><?xml version="1.0" encoding="utf-8"?>
 <ds:datastoreItem xmlns:ds="http://schemas.openxmlformats.org/officeDocument/2006/customXml" ds:itemID="{AF48685C-7621-4331-8285-375CD5E5BE96}">
   <ds:schemaRefs/>
@@ -5836,9 +5636,20 @@
 </file>
 
 <file path=customXml/itemProps4.xml><?xml version="1.0" encoding="utf-8"?>
-<ds:datastoreItem xmlns:ds="http://schemas.openxmlformats.org/officeDocument/2006/customXml" ds:itemID="{23C71B0C-D67E-4009-A755-FE7436DE6B8A}">
+<ds:datastoreItem xmlns:ds="http://schemas.openxmlformats.org/officeDocument/2006/customXml" ds:itemID="{02FACD06-8AF7-4190-BFA0-0DDE1F446D70}">
   <ds:schemaRefs>
-    <ds:schemaRef ds:uri="http://schemas.openxmlformats.org/officeDocument/2006/bibliography"/>
+    <ds:schemaRef ds:uri="http://schemas.microsoft.com/office/2006/metadata/contentType"/>
+    <ds:schemaRef ds:uri="http://schemas.microsoft.com/office/2006/metadata/properties/metaAttributes"/>
+    <ds:schemaRef ds:uri="http://www.w3.org/2001/XMLSchema"/>
+    <ds:schemaRef ds:uri="http://schemas.microsoft.com/office/2006/metadata/properties"/>
+    <ds:schemaRef ds:uri="b379330c-9030-4cae-a6d2-36865922275d"/>
+    <ds:schemaRef ds:uri="145b2751-f1da-4b65-83bd-8e07c5fdfb94"/>
+    <ds:schemaRef ds:uri="http://schemas.microsoft.com/office/2006/documentManagement/types"/>
+    <ds:schemaRef ds:uri="http://schemas.microsoft.com/office/infopath/2007/PartnerControls"/>
+    <ds:schemaRef ds:uri="http://schemas.openxmlformats.org/package/2006/metadata/core-properties"/>
+    <ds:schemaRef ds:uri="http://purl.org/dc/elements/1.1/"/>
+    <ds:schemaRef ds:uri="http://purl.org/dc/terms/"/>
+    <ds:schemaRef ds:uri="http://schemas.microsoft.com/internal/obd"/>
   </ds:schemaRefs>
 </ds:datastoreItem>
 </file>
@@ -5855,20 +5666,9 @@
 </file>
 
 <file path=customXml/itemProps6.xml><?xml version="1.0" encoding="utf-8"?>
-<ds:datastoreItem xmlns:ds="http://schemas.openxmlformats.org/officeDocument/2006/customXml" ds:itemID="{02FACD06-8AF7-4190-BFA0-0DDE1F446D70}">
+<ds:datastoreItem xmlns:ds="http://schemas.openxmlformats.org/officeDocument/2006/customXml" ds:itemID="{23C71B0C-D67E-4009-A755-FE7436DE6B8A}">
   <ds:schemaRefs>
-    <ds:schemaRef ds:uri="http://schemas.microsoft.com/office/2006/metadata/contentType"/>
-    <ds:schemaRef ds:uri="http://schemas.microsoft.com/office/2006/metadata/properties/metaAttributes"/>
-    <ds:schemaRef ds:uri="http://www.w3.org/2001/XMLSchema"/>
-    <ds:schemaRef ds:uri="http://schemas.microsoft.com/office/2006/metadata/properties"/>
-    <ds:schemaRef ds:uri="b379330c-9030-4cae-a6d2-36865922275d"/>
-    <ds:schemaRef ds:uri="145b2751-f1da-4b65-83bd-8e07c5fdfb94"/>
-    <ds:schemaRef ds:uri="http://schemas.microsoft.com/office/2006/documentManagement/types"/>
-    <ds:schemaRef ds:uri="http://schemas.microsoft.com/office/infopath/2007/PartnerControls"/>
-    <ds:schemaRef ds:uri="http://schemas.openxmlformats.org/package/2006/metadata/core-properties"/>
-    <ds:schemaRef ds:uri="http://purl.org/dc/elements/1.1/"/>
-    <ds:schemaRef ds:uri="http://purl.org/dc/terms/"/>
-    <ds:schemaRef ds:uri="http://schemas.microsoft.com/internal/obd"/>
+    <ds:schemaRef ds:uri="http://schemas.openxmlformats.org/officeDocument/2006/bibliography"/>
   </ds:schemaRefs>
 </ds:datastoreItem>
 </file>